--- a/FD05-EPIS-Informe ProyectoFinal.docx
+++ b/FD05-EPIS-Informe ProyectoFinal.docx
@@ -279,28 +279,14 @@
         <w:rPr>
           <w:rFonts w:ascii="Arial" w:hAnsi="Arial" w:cs="Arial"/>
           <w:b/>
+          <w:iCs/>
           <w:color w:val="000000"/>
           <w:sz w:val="36"/>
           <w:szCs w:val="36"/>
         </w:rPr>
-        <w:t xml:space="preserve"> </w:t>
-      </w:r>
-    </w:p>
-    <w:p>
-      <w:pPr>
-        <w:autoSpaceDE w:val="0"/>
-        <w:autoSpaceDN w:val="0"/>
-        <w:adjustRightInd w:val="0"/>
-        <w:spacing w:after="0"/>
-        <w:jc w:val="center"/>
-        <w:rPr>
-          <w:rFonts w:ascii="Arial" w:hAnsi="Arial" w:cs="Arial"/>
-          <w:b/>
-          <w:color w:val="000000"/>
-          <w:sz w:val="36"/>
-          <w:szCs w:val="36"/>
-        </w:rPr>
-      </w:pPr>
+        <w:t>“</w:t>
+      </w:r>
+      <w:proofErr w:type="spellStart"/>
       <w:r>
         <w:rPr>
           <w:rFonts w:ascii="Arial" w:hAnsi="Arial" w:cs="Arial"/>
@@ -310,7 +296,43 @@
           <w:sz w:val="36"/>
           <w:szCs w:val="36"/>
         </w:rPr>
-        <w:t>“Sistema de Inteligencia de Negocios para el Análisis del Mercado Laboral Tecnológico</w:t>
+        <w:t>JobForUS</w:t>
+      </w:r>
+      <w:proofErr w:type="spellEnd"/>
+      <w:r>
+        <w:rPr>
+          <w:rFonts w:ascii="Arial" w:hAnsi="Arial" w:cs="Arial"/>
+          <w:b/>
+          <w:iCs/>
+          <w:color w:val="000000"/>
+          <w:sz w:val="36"/>
+          <w:szCs w:val="36"/>
+        </w:rPr>
+        <w:t xml:space="preserve"> - </w:t>
+      </w:r>
+      <w:proofErr w:type="spellStart"/>
+      <w:r>
+        <w:rPr>
+          <w:rFonts w:ascii="Arial" w:hAnsi="Arial" w:cs="Arial"/>
+          <w:b/>
+          <w:iCs/>
+          <w:color w:val="000000"/>
+          <w:sz w:val="36"/>
+          <w:szCs w:val="36"/>
+        </w:rPr>
+        <w:t>Dashboard</w:t>
+      </w:r>
+      <w:proofErr w:type="spellEnd"/>
+      <w:r>
+        <w:rPr>
+          <w:rFonts w:ascii="Arial" w:hAnsi="Arial" w:cs="Arial"/>
+          <w:b/>
+          <w:iCs/>
+          <w:color w:val="000000"/>
+          <w:sz w:val="36"/>
+          <w:szCs w:val="36"/>
+        </w:rPr>
+        <w:t xml:space="preserve"> para el Análisis del Mercado Laboral Tecnológico</w:t>
       </w:r>
       <w:r>
         <w:rPr>
@@ -581,6 +603,7 @@
           <w:lang w:eastAsia="es-PE"/>
         </w:rPr>
       </w:pPr>
+      <w:bookmarkStart w:id="0" w:name="_Hlk234277105"/>
       <w:r>
         <w:rPr>
           <w:rFonts w:ascii="Arial" w:eastAsia="Times New Roman" w:hAnsi="Arial" w:cs="Arial"/>
@@ -593,6 +616,7 @@
         <w:t>Villanueva Mamani, Royser Alonsso (2021071090)</w:t>
       </w:r>
     </w:p>
+    <w:bookmarkEnd w:id="0"/>
     <w:p>
       <w:pPr>
         <w:spacing w:after="0"/>
@@ -812,7 +836,6 @@
                 <w:color w:val="000000"/>
                 <w:sz w:val="24"/>
               </w:rPr>
-              <w:lastRenderedPageBreak/>
               <w:br w:type="page"/>
             </w:r>
             <w:r>
@@ -852,6 +875,7 @@
                 <w:sz w:val="14"/>
                 <w:szCs w:val="24"/>
               </w:rPr>
+              <w:lastRenderedPageBreak/>
               <w:t>Versión</w:t>
             </w:r>
           </w:p>
@@ -2873,11 +2897,11 @@
       <w:pPr>
         <w:pStyle w:val="Ttulo1"/>
       </w:pPr>
-      <w:bookmarkStart w:id="0" w:name="_Toc228394759"/>
+      <w:bookmarkStart w:id="1" w:name="_Toc228394759"/>
       <w:r>
         <w:t>Antecedentes</w:t>
       </w:r>
-      <w:bookmarkEnd w:id="0"/>
+      <w:bookmarkEnd w:id="1"/>
     </w:p>
     <w:p>
       <w:pPr>
@@ -2928,21 +2952,21 @@
       <w:pPr>
         <w:pStyle w:val="Ttulo1"/>
       </w:pPr>
-      <w:bookmarkStart w:id="1" w:name="_Toc228394760"/>
+      <w:bookmarkStart w:id="2" w:name="_Toc228394760"/>
       <w:r>
         <w:t>Planteamiento del problema</w:t>
       </w:r>
-      <w:bookmarkEnd w:id="1"/>
+      <w:bookmarkEnd w:id="2"/>
     </w:p>
     <w:p>
       <w:pPr>
         <w:pStyle w:val="Ttulo2"/>
       </w:pPr>
-      <w:bookmarkStart w:id="2" w:name="_Toc228394761"/>
+      <w:bookmarkStart w:id="3" w:name="_Toc228394761"/>
       <w:r>
         <w:t>Problema</w:t>
       </w:r>
-      <w:bookmarkEnd w:id="2"/>
+      <w:bookmarkEnd w:id="3"/>
     </w:p>
     <w:p>
       <w:pPr>
@@ -2975,11 +2999,11 @@
       <w:pPr>
         <w:pStyle w:val="Ttulo2"/>
       </w:pPr>
-      <w:bookmarkStart w:id="3" w:name="_Toc228394762"/>
+      <w:bookmarkStart w:id="4" w:name="_Toc228394762"/>
       <w:r>
         <w:t>Justificación</w:t>
       </w:r>
-      <w:bookmarkEnd w:id="3"/>
+      <w:bookmarkEnd w:id="4"/>
     </w:p>
     <w:p>
       <w:pPr>
@@ -3146,11 +3170,11 @@
       <w:pPr>
         <w:pStyle w:val="Ttulo2"/>
       </w:pPr>
-      <w:bookmarkStart w:id="4" w:name="_Toc228394763"/>
+      <w:bookmarkStart w:id="5" w:name="_Toc228394763"/>
       <w:r>
         <w:t>Alcance</w:t>
       </w:r>
-      <w:bookmarkEnd w:id="4"/>
+      <w:bookmarkEnd w:id="5"/>
     </w:p>
     <w:p>
       <w:pPr>
@@ -3385,11 +3409,11 @@
       <w:pPr>
         <w:pStyle w:val="Ttulo1"/>
       </w:pPr>
-      <w:bookmarkStart w:id="5" w:name="_Toc228394764"/>
+      <w:bookmarkStart w:id="6" w:name="_Toc228394764"/>
       <w:r>
         <w:t>Objetivos</w:t>
       </w:r>
-      <w:bookmarkEnd w:id="5"/>
+      <w:bookmarkEnd w:id="6"/>
     </w:p>
     <w:p>
       <w:pPr>
@@ -3595,11 +3619,11 @@
       <w:pPr>
         <w:pStyle w:val="Ttulo1"/>
       </w:pPr>
-      <w:bookmarkStart w:id="6" w:name="_Toc228394765"/>
+      <w:bookmarkStart w:id="7" w:name="_Toc228394765"/>
       <w:r>
         <w:t>Marco Teórico</w:t>
       </w:r>
-      <w:bookmarkEnd w:id="6"/>
+      <w:bookmarkEnd w:id="7"/>
       <w:r>
         <w:t xml:space="preserve"> </w:t>
       </w:r>
@@ -3912,11 +3936,11 @@
       <w:pPr>
         <w:pStyle w:val="Ttulo1"/>
       </w:pPr>
-      <w:bookmarkStart w:id="7" w:name="_Toc228394766"/>
+      <w:bookmarkStart w:id="8" w:name="_Toc228394766"/>
       <w:r>
         <w:t>Desarrollo de la solución</w:t>
       </w:r>
-      <w:bookmarkEnd w:id="7"/>
+      <w:bookmarkEnd w:id="8"/>
     </w:p>
     <w:p>
       <w:pPr>
@@ -3926,17 +3950,14 @@
           <w:numId w:val="5"/>
         </w:numPr>
       </w:pPr>
-      <w:bookmarkStart w:id="8" w:name="_Toc228394767"/>
-      <w:r>
-        <w:t xml:space="preserve">Análisis de </w:t>
-      </w:r>
-      <w:r>
-        <w:t xml:space="preserve">Factibilidad </w:t>
+      <w:bookmarkStart w:id="9" w:name="_Toc228394767"/>
+      <w:r>
+        <w:t xml:space="preserve">Análisis de Factibilidad </w:t>
       </w:r>
       <w:r>
         <w:t>(técnico, económica, operativa, social, legal, ambiental)</w:t>
       </w:r>
-      <w:bookmarkEnd w:id="8"/>
+      <w:bookmarkEnd w:id="9"/>
     </w:p>
     <w:p>
       <w:pPr>
@@ -3945,6 +3966,7 @@
           <w:rFonts w:ascii="Arial" w:hAnsi="Arial" w:cs="Arial"/>
         </w:rPr>
       </w:pPr>
+      <w:bookmarkStart w:id="10" w:name="_Hlk234276191"/>
       <w:r>
         <w:rPr>
           <w:rFonts w:ascii="Arial" w:hAnsi="Arial" w:cs="Arial"/>
@@ -4239,11 +4261,12 @@
           <w:numId w:val="5"/>
         </w:numPr>
       </w:pPr>
-      <w:bookmarkStart w:id="9" w:name="_Toc228394768"/>
+      <w:bookmarkStart w:id="11" w:name="_Toc228394768"/>
+      <w:bookmarkEnd w:id="10"/>
       <w:r>
         <w:t>Tecnología de desarrollo</w:t>
       </w:r>
-      <w:bookmarkEnd w:id="9"/>
+      <w:bookmarkEnd w:id="11"/>
     </w:p>
     <w:tbl>
       <w:tblPr>
@@ -5416,11 +5439,11 @@
       <w:pPr>
         <w:pStyle w:val="Ttulo2"/>
       </w:pPr>
-      <w:bookmarkStart w:id="10" w:name="_Toc228394769"/>
+      <w:bookmarkStart w:id="12" w:name="_Toc228394769"/>
       <w:r>
         <w:t>Metodología de implementación (Visión, SRS, SAD)</w:t>
       </w:r>
-      <w:bookmarkEnd w:id="10"/>
+      <w:bookmarkEnd w:id="12"/>
     </w:p>
     <w:p>
       <w:pPr>
@@ -5755,11 +5778,11 @@
       <w:pPr>
         <w:pStyle w:val="Ttulo1"/>
       </w:pPr>
-      <w:bookmarkStart w:id="11" w:name="_Toc228394770"/>
+      <w:bookmarkStart w:id="13" w:name="_Toc228394770"/>
       <w:r>
         <w:t>Cronograma</w:t>
       </w:r>
-      <w:bookmarkEnd w:id="11"/>
+      <w:bookmarkEnd w:id="13"/>
     </w:p>
     <w:p>
       <w:pPr>
@@ -5823,6 +5846,7 @@
                 <w:lang w:eastAsia="es-PE"/>
               </w:rPr>
             </w:pPr>
+            <w:bookmarkStart w:id="14" w:name="_Hlk234275935"/>
             <w:r>
               <w:rPr>
                 <w:rFonts w:ascii="Arial" w:eastAsia="Times New Roman" w:hAnsi="Arial" w:cs="Arial"/>
@@ -7796,6 +7820,7 @@
           </w:p>
         </w:tc>
       </w:tr>
+      <w:bookmarkEnd w:id="14"/>
     </w:tbl>
     <w:p>
       <w:pPr>
@@ -7809,11 +7834,11 @@
       <w:pPr>
         <w:pStyle w:val="Ttulo1"/>
       </w:pPr>
-      <w:bookmarkStart w:id="12" w:name="_Toc228394771"/>
+      <w:bookmarkStart w:id="15" w:name="_Toc228394771"/>
       <w:r>
         <w:t>Presupuesto</w:t>
       </w:r>
-      <w:bookmarkEnd w:id="12"/>
+      <w:bookmarkEnd w:id="15"/>
     </w:p>
     <w:tbl>
       <w:tblPr>
@@ -7845,6 +7870,7 @@
                 <w:color w:val="FFFFFF" w:themeColor="background1"/>
               </w:rPr>
             </w:pPr>
+            <w:bookmarkStart w:id="16" w:name="_Hlk234276130"/>
             <w:r>
               <w:rPr>
                 <w:rFonts w:ascii="Arial" w:hAnsi="Arial" w:cs="Arial"/>
@@ -8238,6 +8264,7 @@
           </w:p>
         </w:tc>
       </w:tr>
+      <w:bookmarkEnd w:id="16"/>
     </w:tbl>
     <w:p>
       <w:pPr>
@@ -8250,11 +8277,11 @@
       <w:pPr>
         <w:pStyle w:val="Ttulo1"/>
       </w:pPr>
-      <w:bookmarkStart w:id="13" w:name="_Toc228394772"/>
+      <w:bookmarkStart w:id="17" w:name="_Toc228394772"/>
       <w:r>
         <w:t>Conclusiones</w:t>
       </w:r>
-      <w:bookmarkEnd w:id="13"/>
+      <w:bookmarkEnd w:id="17"/>
     </w:p>
     <w:p>
       <w:pPr>
@@ -8440,11 +8467,11 @@
         </w:numPr>
         <w:ind w:left="360"/>
       </w:pPr>
-      <w:bookmarkStart w:id="14" w:name="_Toc228394773"/>
+      <w:bookmarkStart w:id="18" w:name="_Toc228394773"/>
       <w:r>
         <w:t>Recomendaciones</w:t>
       </w:r>
-      <w:bookmarkEnd w:id="14"/>
+      <w:bookmarkEnd w:id="18"/>
     </w:p>
     <w:p>
       <w:pPr>
@@ -8491,11 +8518,11 @@
         </w:numPr>
         <w:ind w:left="720" w:hanging="360"/>
       </w:pPr>
-      <w:bookmarkStart w:id="15" w:name="_Toc228394774"/>
+      <w:bookmarkStart w:id="19" w:name="_Toc228394774"/>
       <w:r>
         <w:t>Bibliografía</w:t>
       </w:r>
-      <w:bookmarkEnd w:id="15"/>
+      <w:bookmarkEnd w:id="19"/>
     </w:p>
     <w:p>
       <w:pPr>
@@ -8601,11 +8628,11 @@
         </w:numPr>
         <w:ind w:left="720" w:hanging="360"/>
       </w:pPr>
-      <w:bookmarkStart w:id="16" w:name="_Toc228394775"/>
+      <w:bookmarkStart w:id="20" w:name="_Toc228394775"/>
       <w:r>
         <w:t>Anexos</w:t>
       </w:r>
-      <w:bookmarkEnd w:id="16"/>
+      <w:bookmarkEnd w:id="20"/>
     </w:p>
     <w:p>
       <w:pPr>
@@ -8630,13 +8657,7 @@
         <w:rPr>
           <w:rFonts w:ascii="Arial" w:hAnsi="Arial" w:cs="Arial"/>
         </w:rPr>
-        <w:t xml:space="preserve"> Informe de </w:t>
-      </w:r>
-      <w:r>
-        <w:rPr>
-          <w:rFonts w:ascii="Arial" w:hAnsi="Arial" w:cs="Arial"/>
-        </w:rPr>
-        <w:t>Factibilidad</w:t>
+        <w:t xml:space="preserve"> Informe de Factibilidad</w:t>
       </w:r>
     </w:p>
     <w:p>
@@ -8958,19 +8979,6 @@
         </w:rPr>
         <w:t>a</w:t>
       </w:r>
-    </w:p>
-    <w:p>
-      <w:pPr>
-        <w:pStyle w:val="Prrafodelista"/>
-        <w:numPr>
-          <w:ilvl w:val="0"/>
-          <w:numId w:val="12"/>
-        </w:numPr>
-        <w:jc w:val="both"/>
-        <w:rPr>
-          <w:rFonts w:ascii="Arial" w:hAnsi="Arial" w:cs="Arial"/>
-        </w:rPr>
-      </w:pPr>
     </w:p>
     <w:p>
       <w:pPr>
@@ -10380,6 +10388,7 @@
     <w:lsdException w:name="HTML Sample" w:semiHidden="1" w:unhideWhenUsed="1"/>
     <w:lsdException w:name="HTML Typewriter" w:semiHidden="1" w:unhideWhenUsed="1"/>
     <w:lsdException w:name="HTML Variable" w:semiHidden="1" w:unhideWhenUsed="1"/>
+    <w:lsdException w:name="Normal Table" w:semiHidden="1" w:unhideWhenUsed="1"/>
     <w:lsdException w:name="annotation subject" w:semiHidden="1" w:unhideWhenUsed="1"/>
     <w:lsdException w:name="No List" w:semiHidden="1" w:unhideWhenUsed="1"/>
     <w:lsdException w:name="Outline List 1" w:semiHidden="1" w:unhideWhenUsed="1"/>
@@ -10422,8 +10431,11 @@
     <w:lsdException w:name="Table Contemporary" w:semiHidden="1" w:unhideWhenUsed="1"/>
     <w:lsdException w:name="Table Elegant" w:semiHidden="1" w:unhideWhenUsed="1"/>
     <w:lsdException w:name="Table Professional" w:semiHidden="1" w:unhideWhenUsed="1"/>
+    <w:lsdException w:name="Table Subtle 1" w:semiHidden="1" w:unhideWhenUsed="1"/>
     <w:lsdException w:name="Table Subtle 2" w:semiHidden="1" w:unhideWhenUsed="1"/>
     <w:lsdException w:name="Table Web 1" w:semiHidden="1" w:unhideWhenUsed="1"/>
+    <w:lsdException w:name="Table Web 2" w:semiHidden="1" w:unhideWhenUsed="1"/>
+    <w:lsdException w:name="Table Web 3" w:semiHidden="1" w:unhideWhenUsed="1"/>
     <w:lsdException w:name="Balloon Text" w:semiHidden="1" w:unhideWhenUsed="1"/>
     <w:lsdException w:name="Table Grid" w:uiPriority="39"/>
     <w:lsdException w:name="Table Theme" w:semiHidden="1" w:unhideWhenUsed="1"/>
@@ -10695,6 +10707,7 @@
   <w:style w:type="character" w:default="1" w:styleId="Fuentedeprrafopredeter">
     <w:name w:val="Default Paragraph Font"/>
     <w:uiPriority w:val="1"/>
+    <w:semiHidden/>
     <w:unhideWhenUsed/>
   </w:style>
   <w:style w:type="table" w:default="1" w:styleId="Tablanormal">
